--- a/keynote_scripts/Med_Feeding_Tube_.docx
+++ b/keynote_scripts/Med_Feeding_Tube_.docx
@@ -180,7 +180,7 @@
       </w:r>
     </w:p>
     <w:bookmarkEnd w:id="13"/>
-    <w:bookmarkStart w:id="15" w:name="administer-medicines"/>
+    <w:bookmarkStart w:id="14" w:name="administer-medicines"/>
     <w:p>
       <w:pPr>
         <w:pStyle w:val="Heading2"/>
@@ -189,94 +189,52 @@
         <w:t xml:space="preserve">6 Administer Medicines</w:t>
       </w:r>
     </w:p>
-    <w:bookmarkStart w:id="14" w:name="slide-content"/>
-    <w:p>
-      <w:pPr>
-        <w:pStyle w:val="Heading4"/>
-      </w:pPr>
-      <w:r>
-        <w:t xml:space="preserve">Slide content</w:t>
-      </w:r>
-    </w:p>
-    <w:p>
-      <w:pPr>
-        <w:pStyle w:val="FirstParagraph"/>
-      </w:pPr>
-      <w:r>
-        <w:t xml:space="preserve">Liquid Medicines</w:t>
-      </w:r>
-    </w:p>
-    <w:p>
-      <w:pPr>
-        <w:pStyle w:val="BodyText"/>
+    <w:p>
+      <w:pPr>
+        <w:pStyle w:val="FirstParagraph"/>
       </w:pPr>
       <w:r>
         <w:t xml:space="preserve">A few medicines are available in liquid form</w:t>
       </w:r>
     </w:p>
     <w:bookmarkEnd w:id="14"/>
+    <w:bookmarkStart w:id="15" w:name="slide-7"/>
+    <w:p>
+      <w:pPr>
+        <w:pStyle w:val="Heading2"/>
+      </w:pPr>
+      <w:r>
+        <w:t xml:space="preserve">7 Slide 7</w:t>
+      </w:r>
+    </w:p>
+    <w:p>
+      <w:pPr>
+        <w:pStyle w:val="FirstParagraph"/>
+      </w:pPr>
+      <w:r>
+        <w:t xml:space="preserve">An example is the pain reliever Acetaminophen, also known by the brand name of Tylenol</w:t>
+      </w:r>
+    </w:p>
     <w:bookmarkEnd w:id="15"/>
-    <w:bookmarkStart w:id="16" w:name="slide-7"/>
-    <w:p>
-      <w:pPr>
-        <w:pStyle w:val="Heading2"/>
-      </w:pPr>
-      <w:r>
-        <w:t xml:space="preserve">7 Slide 7</w:t>
-      </w:r>
-    </w:p>
-    <w:p>
-      <w:pPr>
-        <w:pStyle w:val="FirstParagraph"/>
-      </w:pPr>
-      <w:r>
-        <w:t xml:space="preserve">An example is the pain reliever Acetaminophen, also known by the brand name of Tylenol</w:t>
+    <w:bookmarkStart w:id="16" w:name="administer-medicines-1"/>
+    <w:p>
+      <w:pPr>
+        <w:pStyle w:val="Heading2"/>
+      </w:pPr>
+      <w:r>
+        <w:t xml:space="preserve">8 Administer Medicines</w:t>
+      </w:r>
+    </w:p>
+    <w:p>
+      <w:pPr>
+        <w:pStyle w:val="FirstParagraph"/>
+      </w:pPr>
+      <w:r>
+        <w:t xml:space="preserve">Some pills can be crushed and resuspended in water</w:t>
       </w:r>
     </w:p>
     <w:bookmarkEnd w:id="16"/>
-    <w:bookmarkStart w:id="18" w:name="administer-medicines-1"/>
-    <w:p>
-      <w:pPr>
-        <w:pStyle w:val="Heading2"/>
-      </w:pPr>
-      <w:r>
-        <w:t xml:space="preserve">8 Administer Medicines</w:t>
-      </w:r>
-    </w:p>
-    <w:bookmarkStart w:id="17" w:name="slide-content-1"/>
-    <w:p>
-      <w:pPr>
-        <w:pStyle w:val="Heading4"/>
-      </w:pPr>
-      <w:r>
-        <w:t xml:space="preserve">Slide content</w:t>
-      </w:r>
-    </w:p>
-    <w:p>
-      <w:pPr>
-        <w:pStyle w:val="FirstParagraph"/>
-      </w:pPr>
-      <w:r>
-        <w:t xml:space="preserve">Liquid Medicines</w:t>
-      </w:r>
-      <w:r>
-        <w:t xml:space="preserve"> </w:t>
-      </w:r>
-      <w:r>
-        <w:t xml:space="preserve">Crush pills and Resuspend in water</w:t>
-      </w:r>
-    </w:p>
-    <w:p>
-      <w:pPr>
-        <w:pStyle w:val="BodyText"/>
-      </w:pPr>
-      <w:r>
-        <w:t xml:space="preserve">Some pills can be crushed and resuspended in water</w:t>
-      </w:r>
-    </w:p>
-    <w:bookmarkEnd w:id="17"/>
-    <w:bookmarkEnd w:id="18"/>
-    <w:bookmarkStart w:id="20" w:name="medicines-which-cant-be-crushed"/>
+    <w:bookmarkStart w:id="17" w:name="medicines-which-cant-be-crushed"/>
     <w:p>
       <w:pPr>
         <w:pStyle w:val="Heading2"/>
@@ -285,33 +243,9 @@
         <w:t xml:space="preserve">9 Medicines which can’t be crushed</w:t>
       </w:r>
     </w:p>
-    <w:bookmarkStart w:id="19" w:name="slide-content-2"/>
-    <w:p>
-      <w:pPr>
-        <w:pStyle w:val="Heading4"/>
-      </w:pPr>
-      <w:r>
-        <w:t xml:space="preserve">Slide content</w:t>
-      </w:r>
-    </w:p>
-    <w:p>
-      <w:pPr>
-        <w:pStyle w:val="FirstParagraph"/>
-      </w:pPr>
-      <w:r>
-        <w:t xml:space="preserve">Extended Release</w:t>
-      </w:r>
-      <w:r>
-        <w:t xml:space="preserve"> </w:t>
-      </w:r>
-      <w:r>
-        <w:t xml:space="preserve">Sustained Release -Controlled Release</w:t>
-      </w:r>
-    </w:p>
-    <w:p>
-      <w:pPr>
-        <w:pStyle w:val="BodyText"/>
+    <w:p>
+      <w:pPr>
+        <w:pStyle w:val="FirstParagraph"/>
       </w:pPr>
       <w:r>
         <w:t xml:space="preserve">A word of caution, however, as some pills can’t be crushed: @@ -336,39 +270,272 @@
         <w:t xml:space="preserve">Controlled release</w:t>
       </w:r>
     </w:p>
+    <w:bookmarkEnd w:id="17"/>
+    <w:bookmarkStart w:id="18" w:name="medicines-which-cant-be-crushed-1"/>
+    <w:p>
+      <w:pPr>
+        <w:pStyle w:val="Heading2"/>
+      </w:pPr>
+      <w:r>
+        <w:t xml:space="preserve">10 Medicines which can’t be crushed</w:t>
+      </w:r>
+    </w:p>
+    <w:p>
+      <w:pPr>
+        <w:pStyle w:val="FirstParagraph"/>
+      </w:pPr>
+      <w:r>
+        <w:t xml:space="preserve">In addition, Flomax, or tamsulosin, can’t be given via a tube.</w:t>
+      </w:r>
+    </w:p>
+    <w:p>
+      <w:pPr>
+        <w:pStyle w:val="BodyText"/>
+      </w:pPr>
+      <w:r>
+        <w:t xml:space="preserve">The same with liquid-filled capsules and soft-gel capsules.</w:t>
+      </w:r>
+    </w:p>
+    <w:p>
+      <w:pPr>
+        <w:pStyle w:val="BodyText"/>
+      </w:pPr>
+      <w:r>
+        <w:t xml:space="preserve">Your pharmacist can help here</w:t>
+      </w:r>
+    </w:p>
+    <w:bookmarkEnd w:id="18"/>
+    <w:bookmarkStart w:id="19" w:name="medicine-administration"/>
+    <w:p>
+      <w:pPr>
+        <w:pStyle w:val="Heading2"/>
+      </w:pPr>
+      <w:r>
+        <w:t xml:space="preserve">11 Medicine Administration</w:t>
+      </w:r>
+    </w:p>
+    <w:p>
+      <w:pPr>
+        <w:pStyle w:val="FirstParagraph"/>
+      </w:pPr>
+      <w:r>
+        <w:t xml:space="preserve">Many medicines, however, can be crushed and resuspended in water.</w:t>
+      </w:r>
+    </w:p>
     <w:bookmarkEnd w:id="19"/>
+    <w:bookmarkStart w:id="20" w:name="slide-12"/>
+    <w:p>
+      <w:pPr>
+        <w:pStyle w:val="Heading2"/>
+      </w:pPr>
+      <w:r>
+        <w:t xml:space="preserve">12 Slide 12</w:t>
+      </w:r>
+    </w:p>
+    <w:p>
+      <w:pPr>
+        <w:pStyle w:val="FirstParagraph"/>
+      </w:pPr>
+      <w:r>
+        <w:t xml:space="preserve">You place a pill inside the chamber of a pill crusher</w:t>
+      </w:r>
+    </w:p>
     <w:bookmarkEnd w:id="20"/>
-    <w:bookmarkStart w:id="22" w:name="medicines-which-cant-be-crushed-1"/>
-    <w:p>
-      <w:pPr>
-        <w:pStyle w:val="Heading2"/>
-      </w:pPr>
-      <w:r>
-        <w:t xml:space="preserve">10 Medicines which can’t be crushed</w:t>
-      </w:r>
-    </w:p>
-    <w:bookmarkStart w:id="21" w:name="slide-content-3"/>
-    <w:p>
-      <w:pPr>
-        <w:pStyle w:val="Heading4"/>
-      </w:pPr>
-      <w:r>
-        <w:t xml:space="preserve">Slide content</w:t>
-      </w:r>
-    </w:p>
-    <w:p>
-      <w:pPr>
-        <w:pStyle w:val="FirstParagraph"/>
-      </w:pPr>
-      <w:r>
-        <w:t xml:space="preserve">Extended Release</w:t>
-      </w:r>
-      <w:r>
-        <w:t xml:space="preserve"> </w:t>
-      </w:r>
-      <w:r>
-        <w:t xml:space="preserve">Sustained Release -Controlled Release</w:t>
+    <w:bookmarkStart w:id="21" w:name="slide-13"/>
+    <w:p>
+      <w:pPr>
+        <w:pStyle w:val="Heading2"/>
+      </w:pPr>
+      <w:r>
+        <w:t xml:space="preserve">13 Slide 13</w:t>
+      </w:r>
+    </w:p>
+    <w:p>
+      <w:pPr>
+        <w:pStyle w:val="FirstParagraph"/>
+      </w:pPr>
+      <w:r>
+        <w:t xml:space="preserve">Screw the cap on and twist the cap back and forth to crush the tablet inside the chamber</w:t>
+      </w:r>
+    </w:p>
+    <w:bookmarkEnd w:id="21"/>
+    <w:bookmarkStart w:id="22" w:name="slide-14"/>
+    <w:p>
+      <w:pPr>
+        <w:pStyle w:val="Heading2"/>
+      </w:pPr>
+      <w:r>
+        <w:t xml:space="preserve">14 Slide 14</w:t>
+      </w:r>
+    </w:p>
+    <w:p>
+      <w:pPr>
+        <w:pStyle w:val="FirstParagraph"/>
+      </w:pPr>
+      <w:r>
+        <w:t xml:space="preserve">You now have a fine powder</w:t>
+      </w:r>
+    </w:p>
+    <w:bookmarkEnd w:id="22"/>
+    <w:bookmarkStart w:id="23" w:name="medicine-administration-1"/>
+    <w:p>
+      <w:pPr>
+        <w:pStyle w:val="Heading2"/>
+      </w:pPr>
+      <w:r>
+        <w:t xml:space="preserve">15 Medicine Administration</w:t>
+      </w:r>
+    </w:p>
+    <w:p>
+      <w:pPr>
+        <w:pStyle w:val="FirstParagraph"/>
+      </w:pPr>
+      <w:r>
+        <w:t xml:space="preserve">…and you can dissolve the power in water, typically 60mL</w:t>
+      </w:r>
+    </w:p>
+    <w:bookmarkEnd w:id="23"/>
+    <w:bookmarkStart w:id="24" w:name="slide-16"/>
+    <w:p>
+      <w:pPr>
+        <w:pStyle w:val="Heading2"/>
+      </w:pPr>
+      <w:r>
+        <w:t xml:space="preserve">16 Slide 16</w:t>
+      </w:r>
+    </w:p>
+    <w:p>
+      <w:pPr>
+        <w:pStyle w:val="FirstParagraph"/>
+      </w:pPr>
+      <w:r>
+        <w:t xml:space="preserve">The water is introduced into the chamber, and once the powder is dissolved,</w:t>
+      </w:r>
+    </w:p>
+    <w:bookmarkEnd w:id="24"/>
+    <w:bookmarkStart w:id="25" w:name="slide-17"/>
+    <w:p>
+      <w:pPr>
+        <w:pStyle w:val="Heading2"/>
+      </w:pPr>
+      <w:r>
+        <w:t xml:space="preserve">17 Slide 17</w:t>
+      </w:r>
+    </w:p>
+    <w:p>
+      <w:pPr>
+        <w:pStyle w:val="FirstParagraph"/>
+      </w:pPr>
+      <w:r>
+        <w:t xml:space="preserve">the liquid is drawn up into the syringe.</w:t>
+      </w:r>
+    </w:p>
+    <w:bookmarkEnd w:id="25"/>
+    <w:bookmarkStart w:id="26" w:name="medicine-administration-2"/>
+    <w:p>
+      <w:pPr>
+        <w:pStyle w:val="Heading2"/>
+      </w:pPr>
+      <w:r>
+        <w:t xml:space="preserve">18 Medicine Administration</w:t>
+      </w:r>
+    </w:p>
+    <w:p>
+      <w:pPr>
+        <w:pStyle w:val="FirstParagraph"/>
+      </w:pPr>
+      <w:r>
+        <w:t xml:space="preserve">The medicine can then be injected into the feeding tube</w:t>
+      </w:r>
+    </w:p>
+    <w:bookmarkEnd w:id="26"/>
+    <w:bookmarkStart w:id="27" w:name="medicine-administration-3"/>
+    <w:p>
+      <w:pPr>
+        <w:pStyle w:val="Heading2"/>
+      </w:pPr>
+      <w:r>
+        <w:t xml:space="preserve">19 Medicine Administration</w:t>
+      </w:r>
+    </w:p>
+    <w:p>
+      <w:pPr>
+        <w:pStyle w:val="FirstParagraph"/>
+      </w:pPr>
+      <w:r>
+        <w:t xml:space="preserve">It is important to flush the tube with additional water after administering the medicine</w:t>
+      </w:r>
+    </w:p>
+    <w:bookmarkEnd w:id="27"/>
+    <w:bookmarkStart w:id="28" w:name="medicine-administration-4"/>
+    <w:p>
+      <w:pPr>
+        <w:pStyle w:val="Heading2"/>
+      </w:pPr>
+      <w:r>
+        <w:t xml:space="preserve">20 Medicine Administration</w:t>
+      </w:r>
+    </w:p>
+    <w:p>
+      <w:pPr>
+        <w:pStyle w:val="FirstParagraph"/>
+      </w:pPr>
+      <w:r>
+        <w:t xml:space="preserve">It’s important to administer the medicines separately, and not mix them together</w:t>
+      </w:r>
+    </w:p>
+    <w:bookmarkEnd w:id="28"/>
+    <w:bookmarkStart w:id="29" w:name="medicine-administration-5"/>
+    <w:p>
+      <w:pPr>
+        <w:pStyle w:val="Heading2"/>
+      </w:pPr>
+      <w:r>
+        <w:t xml:space="preserve">21 Medicine Administration</w:t>
+      </w:r>
+    </w:p>
+    <w:p>
+      <w:pPr>
+        <w:pStyle w:val="FirstParagraph"/>
+      </w:pPr>
+      <w:r>
+        <w:t xml:space="preserve">It is also important to flush the tube between medicines</w:t>
+      </w:r>
+    </w:p>
+    <w:bookmarkEnd w:id="29"/>
+    <w:bookmarkStart w:id="30" w:name="medicine-administration-6"/>
+    <w:p>
+      <w:pPr>
+        <w:pStyle w:val="Heading2"/>
+      </w:pPr>
+      <w:r>
+        <w:t xml:space="preserve">22 Medicine Administration</w:t>
+      </w:r>
+    </w:p>
+    <w:p>
+      <w:pPr>
+        <w:pStyle w:val="FirstParagraph"/>
+      </w:pPr>
+      <w:r>
+        <w:t xml:space="preserve">Your pharmacist can help by making certain that the medicines you are taking are suitable to be crushed and given through a feeding tube.</w:t>
+      </w:r>
+    </w:p>
+    <w:bookmarkEnd w:id="30"/>
+    <w:bookmarkStart w:id="31" w:name="slide-23"/>
+    <w:p>
+      <w:pPr>
+        <w:pStyle w:val="Heading2"/>
+      </w:pPr>
+      <w:r>
+        <w:t xml:space="preserve">23 Slide 23</w:t>
+      </w:r>
+    </w:p>
+    <w:p>
+      <w:pPr>
+        <w:pStyle w:val="FirstParagraph"/>
+      </w:pPr>
+      <w:r>
+        <w:t xml:space="preserve">We hope you have found this video helpful. We have a companion videos which describes gastrostomy and jejunostomy tubes</w:t>
       </w:r>
     </w:p>
     <w:p>
@@ -376,7 +543,7 @@
         <w:pStyle w:val="BodyText"/>
       </w:pPr>
       <w:r>
-        <w:t xml:space="preserve">In addition, Flomax, or tamsulosin, can’t be given via a tube.</w:t>
+        <w:t xml:space="preserve">Please leave a comment if you have topics you would like covered in videos.</w:t>
       </w:r>
     </w:p>
     <w:p>
@@ -384,7 +551,25 @@
         <w:pStyle w:val="BodyText"/>
       </w:pPr>
       <w:r>
-        <w:t xml:space="preserve">The same with liquid-filled capsules and soft-gel capsules.</w:t>
+        <w:t xml:space="preserve">Feel free to subscribe to be notified of new videos as we make them.</w:t>
+      </w:r>
+    </w:p>
+    <w:bookmarkEnd w:id="31"/>
+    <w:bookmarkStart w:id="32" w:name="slide-24"/>
+    <w:p>
+      <w:pPr>
+        <w:pStyle w:val="Heading2"/>
+      </w:pPr>
+      <w:r>
+        <w:t xml:space="preserve">24 Slide 24</w:t>
+      </w:r>
+    </w:p>
+    <w:p>
+      <w:pPr>
+        <w:pStyle w:val="FirstParagraph"/>
+      </w:pPr>
+      <w:r>
+        <w:t xml:space="preserve">Our friend Brad has a feeding tube, and we will demonstrate how to administer water</w:t>
       </w:r>
     </w:p>
     <w:p>
@@ -392,35 +577,7 @@
         <w:pStyle w:val="BodyText"/>
       </w:pPr>
       <w:r>
-        <w:t xml:space="preserve">Your pharmacist can help here</w:t>
-      </w:r>
-    </w:p>
-    <w:bookmarkEnd w:id="21"/>
-    <w:bookmarkEnd w:id="22"/>
-    <w:bookmarkStart w:id="24" w:name="medicine-administration"/>
-    <w:p>
-      <w:pPr>
-        <w:pStyle w:val="Heading2"/>
-      </w:pPr>
-      <w:r>
-        <w:t xml:space="preserve">11 Medicine Administration</w:t>
-      </w:r>
-    </w:p>
-    <w:bookmarkStart w:id="23" w:name="slide-content-4"/>
-    <w:p>
-      <w:pPr>
-        <w:pStyle w:val="Heading4"/>
-      </w:pPr>
-      <w:r>
-        <w:t xml:space="preserve">Slide content</w:t>
-      </w:r>
-    </w:p>
-    <w:p>
-      <w:pPr>
-        <w:pStyle w:val="FirstParagraph"/>
-      </w:pPr>
-      <w:r>
-        <w:t xml:space="preserve">Crush pills to powder→ Dissolve in 60ml water</w:t>
+        <w:t xml:space="preserve">Open the cap</w:t>
       </w:r>
     </w:p>
     <w:p>
@@ -428,89 +585,7 @@
         <w:pStyle w:val="BodyText"/>
       </w:pPr>
       <w:r>
-        <w:t xml:space="preserve">Many medicines, however, can be crushed and resuspended in water.</w:t>
-      </w:r>
-    </w:p>
-    <w:bookmarkEnd w:id="23"/>
-    <w:bookmarkEnd w:id="24"/>
-    <w:bookmarkStart w:id="25" w:name="slide-12"/>
-    <w:p>
-      <w:pPr>
-        <w:pStyle w:val="Heading2"/>
-      </w:pPr>
-      <w:r>
-        <w:t xml:space="preserve">12 Slide 12</w:t>
-      </w:r>
-    </w:p>
-    <w:p>
-      <w:pPr>
-        <w:pStyle w:val="FirstParagraph"/>
-      </w:pPr>
-      <w:r>
-        <w:t xml:space="preserve">You place a pill inside the chamber of a pill crusher</w:t>
-      </w:r>
-    </w:p>
-    <w:bookmarkEnd w:id="25"/>
-    <w:bookmarkStart w:id="26" w:name="slide-13"/>
-    <w:p>
-      <w:pPr>
-        <w:pStyle w:val="Heading2"/>
-      </w:pPr>
-      <w:r>
-        <w:t xml:space="preserve">13 Slide 13</w:t>
-      </w:r>
-    </w:p>
-    <w:p>
-      <w:pPr>
-        <w:pStyle w:val="FirstParagraph"/>
-      </w:pPr>
-      <w:r>
-        <w:t xml:space="preserve">Screw the cap on and twist the cap back and forth to crush the tablet inside the chamber</w:t>
-      </w:r>
-    </w:p>
-    <w:bookmarkEnd w:id="26"/>
-    <w:bookmarkStart w:id="27" w:name="slide-14"/>
-    <w:p>
-      <w:pPr>
-        <w:pStyle w:val="Heading2"/>
-      </w:pPr>
-      <w:r>
-        <w:t xml:space="preserve">14 Slide 14</w:t>
-      </w:r>
-    </w:p>
-    <w:p>
-      <w:pPr>
-        <w:pStyle w:val="FirstParagraph"/>
-      </w:pPr>
-      <w:r>
-        <w:t xml:space="preserve">You now have a fine powder</w:t>
-      </w:r>
-    </w:p>
-    <w:bookmarkEnd w:id="27"/>
-    <w:bookmarkStart w:id="29" w:name="medicine-administration-1"/>
-    <w:p>
-      <w:pPr>
-        <w:pStyle w:val="Heading2"/>
-      </w:pPr>
-      <w:r>
-        <w:t xml:space="preserve">15 Medicine Administration</w:t>
-      </w:r>
-    </w:p>
-    <w:bookmarkStart w:id="28" w:name="slide-content-5"/>
-    <w:p>
-      <w:pPr>
-        <w:pStyle w:val="Heading4"/>
-      </w:pPr>
-      <w:r>
-        <w:t xml:space="preserve">Slide content</w:t>
-      </w:r>
-    </w:p>
-    <w:p>
-      <w:pPr>
-        <w:pStyle w:val="FirstParagraph"/>
-      </w:pPr>
-      <w:r>
-        <w:t xml:space="preserve">Crush pills to powder→ Dissolve in 60ml water</w:t>
+        <w:t xml:space="preserve">Attach the syringe to the tube by twisting it on</w:t>
       </w:r>
     </w:p>
     <w:p>
@@ -518,78 +593,7 @@
         <w:pStyle w:val="BodyText"/>
       </w:pPr>
       <w:r>
-        <w:t xml:space="preserve">…and you can dissolve the power in water, typically 60mL</w:t>
-      </w:r>
-    </w:p>
-    <w:bookmarkEnd w:id="28"/>
-    <w:bookmarkEnd w:id="29"/>
-    <w:bookmarkStart w:id="30" w:name="slide-16"/>
-    <w:p>
-      <w:pPr>
-        <w:pStyle w:val="Heading2"/>
-      </w:pPr>
-      <w:r>
-        <w:t xml:space="preserve">16 Slide 16</w:t>
-      </w:r>
-    </w:p>
-    <w:p>
-      <w:pPr>
-        <w:pStyle w:val="FirstParagraph"/>
-      </w:pPr>
-      <w:r>
-        <w:t xml:space="preserve">The water is introduced into the chamber, and once the powder is dissolved,</w:t>
-      </w:r>
-    </w:p>
-    <w:bookmarkEnd w:id="30"/>
-    <w:bookmarkStart w:id="31" w:name="slide-17"/>
-    <w:p>
-      <w:pPr>
-        <w:pStyle w:val="Heading2"/>
-      </w:pPr>
-      <w:r>
-        <w:t xml:space="preserve">17 Slide 17</w:t>
-      </w:r>
-    </w:p>
-    <w:p>
-      <w:pPr>
-        <w:pStyle w:val="FirstParagraph"/>
-      </w:pPr>
-      <w:r>
-        <w:t xml:space="preserve">the liquid is drawn up into the syringe.</w:t>
-      </w:r>
-    </w:p>
-    <w:bookmarkEnd w:id="31"/>
-    <w:bookmarkStart w:id="33" w:name="medicine-administration-2"/>
-    <w:p>
-      <w:pPr>
-        <w:pStyle w:val="Heading2"/>
-      </w:pPr>
-      <w:r>
-        <w:t xml:space="preserve">18 Medicine Administration</w:t>
-      </w:r>
-    </w:p>
-    <w:bookmarkStart w:id="32" w:name="slide-content-6"/>
-    <w:p>
-      <w:pPr>
-        <w:pStyle w:val="Heading4"/>
-      </w:pPr>
-      <w:r>
-        <w:t xml:space="preserve">Slide content</w:t>
-      </w:r>
-    </w:p>
-    <w:p>
-      <w:pPr>
-        <w:pStyle w:val="FirstParagraph"/>
-      </w:pPr>
-      <w:r>
-        <w:t xml:space="preserve">Crush pills to powder→ Dissolve in 60ml water</w:t>
-      </w:r>
-      <w:r>
-        <w:t xml:space="preserve"> </w:t>
-      </w:r>
-      <w:r>
-        <w:t xml:space="preserve">Inject medicine into feeding tube -</w:t>
+        <w:t xml:space="preserve">Empty the syringe</w:t>
       </w:r>
     </w:p>
     <w:p>
@@ -597,326 +601,76 @@
         <w:pStyle w:val="BodyText"/>
       </w:pPr>
       <w:r>
-        <w:t xml:space="preserve">The medicine can then be injected into the feeding tube</w:t>
+        <w:t xml:space="preserve">Remove the syringe by twisting</w:t>
+      </w:r>
+    </w:p>
+    <w:p>
+      <w:pPr>
+        <w:pStyle w:val="BodyText"/>
+      </w:pPr>
+      <w:r>
+        <w:t xml:space="preserve">Close the cap</w:t>
       </w:r>
     </w:p>
     <w:bookmarkEnd w:id="32"/>
+    <w:bookmarkStart w:id="33" w:name="slide-25"/>
+    <w:p>
+      <w:pPr>
+        <w:pStyle w:val="Heading2"/>
+      </w:pPr>
+      <w:r>
+        <w:t xml:space="preserve">25 Slide 25</w:t>
+      </w:r>
+    </w:p>
+    <w:p>
+      <w:pPr>
+        <w:pStyle w:val="FirstParagraph"/>
+      </w:pPr>
+      <w:r>
+        <w:t xml:space="preserve">To use the funnel method, first remove the plunger from the barrel of the syringe</w:t>
+      </w:r>
+    </w:p>
+    <w:p>
+      <w:pPr>
+        <w:pStyle w:val="BodyText"/>
+      </w:pPr>
+      <w:r>
+        <w:t xml:space="preserve">Open the cap</w:t>
+      </w:r>
+    </w:p>
+    <w:p>
+      <w:pPr>
+        <w:pStyle w:val="BodyText"/>
+      </w:pPr>
+      <w:r>
+        <w:t xml:space="preserve">Attach the syringe to the tube by twisting it on</w:t>
+      </w:r>
+    </w:p>
+    <w:p>
+      <w:pPr>
+        <w:pStyle w:val="BodyText"/>
+      </w:pPr>
+      <w:r>
+        <w:t xml:space="preserve">The water is simply poured into the syringe barrel and gravity will take it into the jejunum.</w:t>
+      </w:r>
+    </w:p>
+    <w:p>
+      <w:pPr>
+        <w:pStyle w:val="BodyText"/>
+      </w:pPr>
+      <w:r>
+        <w:t xml:space="preserve">Remove the syringe by twisting</w:t>
+      </w:r>
+    </w:p>
+    <w:p>
+      <w:pPr>
+        <w:pStyle w:val="BodyText"/>
+      </w:pPr>
+      <w:r>
+        <w:t xml:space="preserve">Close the cap</w:t>
+      </w:r>
+    </w:p>
     <w:bookmarkEnd w:id="33"/>
-    <w:bookmarkStart w:id="35" w:name="medicine-administration-3"/>
-    <w:p>
-      <w:pPr>
-        <w:pStyle w:val="Heading2"/>
-      </w:pPr>
-      <w:r>
-        <w:t xml:space="preserve">19 Medicine Administration</w:t>
-      </w:r>
-    </w:p>
-    <w:bookmarkStart w:id="34" w:name="slide-content-7"/>
-    <w:p>
-      <w:pPr>
-        <w:pStyle w:val="Heading4"/>
-      </w:pPr>
-      <w:r>
-        <w:t xml:space="preserve">Slide content</w:t>
-      </w:r>
-    </w:p>
-    <w:p>
-      <w:pPr>
-        <w:pStyle w:val="FirstParagraph"/>
-      </w:pPr>
-      <w:r>
-        <w:t xml:space="preserve">Crush pills to powder→ Dissolve in water</w:t>
-      </w:r>
-      <w:r>
-        <w:t xml:space="preserve"> </w:t>
-      </w:r>
-      <w:r>
-        <w:t xml:space="preserve">Inject medicine into feeding tube -Flush tube with additional water</w:t>
-      </w:r>
-    </w:p>
-    <w:p>
-      <w:pPr>
-        <w:pStyle w:val="BodyText"/>
-      </w:pPr>
-      <w:r>
-        <w:t xml:space="preserve">It is important to flush the tube with additional water after administering the medicine</w:t>
-      </w:r>
-    </w:p>
-    <w:bookmarkEnd w:id="34"/>
-    <w:bookmarkEnd w:id="35"/>
-    <w:bookmarkStart w:id="37" w:name="medicine-administration-4"/>
-    <w:p>
-      <w:pPr>
-        <w:pStyle w:val="Heading2"/>
-      </w:pPr>
-      <w:r>
-        <w:t xml:space="preserve">20 Medicine Administration</w:t>
-      </w:r>
-    </w:p>
-    <w:bookmarkStart w:id="36" w:name="slide-content-8"/>
-    <w:p>
-      <w:pPr>
-        <w:pStyle w:val="Heading4"/>
-      </w:pPr>
-      <w:r>
-        <w:t xml:space="preserve">Slide content</w:t>
-      </w:r>
-    </w:p>
-    <w:p>
-      <w:pPr>
-        <w:pStyle w:val="FirstParagraph"/>
-      </w:pPr>
-      <w:r>
-        <w:t xml:space="preserve">Don’t mix medicines together</w:t>
-      </w:r>
-    </w:p>
-    <w:p>
-      <w:pPr>
-        <w:pStyle w:val="BodyText"/>
-      </w:pPr>
-      <w:r>
-        <w:t xml:space="preserve">It’s important to administer the medicines separately, and not mix them together</w:t>
-      </w:r>
-    </w:p>
-    <w:bookmarkEnd w:id="36"/>
-    <w:bookmarkEnd w:id="37"/>
-    <w:bookmarkStart w:id="39" w:name="medicine-administration-5"/>
-    <w:p>
-      <w:pPr>
-        <w:pStyle w:val="Heading2"/>
-      </w:pPr>
-      <w:r>
-        <w:t xml:space="preserve">21 Medicine Administration</w:t>
-      </w:r>
-    </w:p>
-    <w:bookmarkStart w:id="38" w:name="slide-content-9"/>
-    <w:p>
-      <w:pPr>
-        <w:pStyle w:val="Heading4"/>
-      </w:pPr>
-      <w:r>
-        <w:t xml:space="preserve">Slide content</w:t>
-      </w:r>
-    </w:p>
-    <w:p>
-      <w:pPr>
-        <w:pStyle w:val="FirstParagraph"/>
-      </w:pPr>
-      <w:r>
-        <w:t xml:space="preserve">Don’t mix medicines together</w:t>
-      </w:r>
-      <w:r>
-        <w:t xml:space="preserve"> </w:t>
-      </w:r>
-      <w:r>
-        <w:t xml:space="preserve">Flush tube between medicines -</w:t>
-      </w:r>
-    </w:p>
-    <w:p>
-      <w:pPr>
-        <w:pStyle w:val="BodyText"/>
-      </w:pPr>
-      <w:r>
-        <w:t xml:space="preserve">It is also important to flush the tube between medicines</w:t>
-      </w:r>
-    </w:p>
-    <w:bookmarkEnd w:id="38"/>
-    <w:bookmarkEnd w:id="39"/>
-    <w:bookmarkStart w:id="41" w:name="medicine-administration-6"/>
-    <w:p>
-      <w:pPr>
-        <w:pStyle w:val="Heading2"/>
-      </w:pPr>
-      <w:r>
-        <w:t xml:space="preserve">22 Medicine Administration</w:t>
-      </w:r>
-    </w:p>
-    <w:bookmarkStart w:id="40" w:name="slide-content-10"/>
-    <w:p>
-      <w:pPr>
-        <w:pStyle w:val="Heading4"/>
-      </w:pPr>
-      <w:r>
-        <w:t xml:space="preserve">Slide content</w:t>
-      </w:r>
-    </w:p>
-    <w:p>
-      <w:pPr>
-        <w:pStyle w:val="FirstParagraph"/>
-      </w:pPr>
-      <w:r>
-        <w:t xml:space="preserve">Don’t mix medicines together</w:t>
-      </w:r>
-      <w:r>
-        <w:t xml:space="preserve"> </w:t>
-      </w:r>
-      <w:r>
-        <w:t xml:space="preserve">Flush tube between medicines -Check with your pharmacist</w:t>
-      </w:r>
-    </w:p>
-    <w:p>
-      <w:pPr>
-        <w:pStyle w:val="BodyText"/>
-      </w:pPr>
-      <w:r>
-        <w:t xml:space="preserve">Your pharmacist can help by making certain that the medicines you are taking are suitable to be crushed and given through a feeding tube.</w:t>
-      </w:r>
-    </w:p>
-    <w:bookmarkEnd w:id="40"/>
-    <w:bookmarkEnd w:id="41"/>
-    <w:bookmarkStart w:id="42" w:name="slide-23"/>
-    <w:p>
-      <w:pPr>
-        <w:pStyle w:val="Heading2"/>
-      </w:pPr>
-      <w:r>
-        <w:t xml:space="preserve">23 Slide 23</w:t>
-      </w:r>
-    </w:p>
-    <w:p>
-      <w:pPr>
-        <w:pStyle w:val="FirstParagraph"/>
-      </w:pPr>
-      <w:r>
-        <w:t xml:space="preserve">We hope you have found this video helpful. We have a companion videos which describes gastrostomy and jejunostomy tubes</w:t>
-      </w:r>
-    </w:p>
-    <w:p>
-      <w:pPr>
-        <w:pStyle w:val="BodyText"/>
-      </w:pPr>
-      <w:r>
-        <w:t xml:space="preserve">Please leave a comment if you have topics you would like covered in videos.</w:t>
-      </w:r>
-    </w:p>
-    <w:p>
-      <w:pPr>
-        <w:pStyle w:val="BodyText"/>
-      </w:pPr>
-      <w:r>
-        <w:t xml:space="preserve">Feel free to subscribe to be notified of new videos as we make them.</w:t>
-      </w:r>
-    </w:p>
-    <w:bookmarkEnd w:id="42"/>
-    <w:bookmarkStart w:id="43" w:name="slide-24"/>
-    <w:p>
-      <w:pPr>
-        <w:pStyle w:val="Heading2"/>
-      </w:pPr>
-      <w:r>
-        <w:t xml:space="preserve">24 Slide 24</w:t>
-      </w:r>
-    </w:p>
-    <w:p>
-      <w:pPr>
-        <w:pStyle w:val="FirstParagraph"/>
-      </w:pPr>
-      <w:r>
-        <w:t xml:space="preserve">Our friend Brad has a feeding tube, and we will demonstrate how to administer water</w:t>
-      </w:r>
-    </w:p>
-    <w:p>
-      <w:pPr>
-        <w:pStyle w:val="BodyText"/>
-      </w:pPr>
-      <w:r>
-        <w:t xml:space="preserve">Open the cap</w:t>
-      </w:r>
-    </w:p>
-    <w:p>
-      <w:pPr>
-        <w:pStyle w:val="BodyText"/>
-      </w:pPr>
-      <w:r>
-        <w:t xml:space="preserve">Attach the syringe to the tube by twisting it on</w:t>
-      </w:r>
-    </w:p>
-    <w:p>
-      <w:pPr>
-        <w:pStyle w:val="BodyText"/>
-      </w:pPr>
-      <w:r>
-        <w:t xml:space="preserve">Empty the syringe</w:t>
-      </w:r>
-    </w:p>
-    <w:p>
-      <w:pPr>
-        <w:pStyle w:val="BodyText"/>
-      </w:pPr>
-      <w:r>
-        <w:t xml:space="preserve">Remove the syringe by twisting</w:t>
-      </w:r>
-    </w:p>
-    <w:p>
-      <w:pPr>
-        <w:pStyle w:val="BodyText"/>
-      </w:pPr>
-      <w:r>
-        <w:t xml:space="preserve">Close the cap</w:t>
-      </w:r>
-    </w:p>
-    <w:bookmarkEnd w:id="43"/>
-    <w:bookmarkStart w:id="44" w:name="slide-25"/>
-    <w:p>
-      <w:pPr>
-        <w:pStyle w:val="Heading2"/>
-      </w:pPr>
-      <w:r>
-        <w:t xml:space="preserve">25 Slide 25</w:t>
-      </w:r>
-    </w:p>
-    <w:p>
-      <w:pPr>
-        <w:pStyle w:val="FirstParagraph"/>
-      </w:pPr>
-      <w:r>
-        <w:t xml:space="preserve">To use the funnel method, first remove the plunger from the barrel of the syringe</w:t>
-      </w:r>
-    </w:p>
-    <w:p>
-      <w:pPr>
-        <w:pStyle w:val="BodyText"/>
-      </w:pPr>
-      <w:r>
-        <w:t xml:space="preserve">Open the cap</w:t>
-      </w:r>
-    </w:p>
-    <w:p>
-      <w:pPr>
-        <w:pStyle w:val="BodyText"/>
-      </w:pPr>
-      <w:r>
-        <w:t xml:space="preserve">Attach the syringe to the tube by twisting it on</w:t>
-      </w:r>
-    </w:p>
-    <w:p>
-      <w:pPr>
-        <w:pStyle w:val="BodyText"/>
-      </w:pPr>
-      <w:r>
-        <w:t xml:space="preserve">The water is simply poured into the syringe barrel and gravity will take it into the jejunum.</w:t>
-      </w:r>
-    </w:p>
-    <w:p>
-      <w:pPr>
-        <w:pStyle w:val="BodyText"/>
-      </w:pPr>
-      <w:r>
-        <w:t xml:space="preserve">Remove the syringe by twisting</w:t>
-      </w:r>
-    </w:p>
-    <w:p>
-      <w:pPr>
-        <w:pStyle w:val="BodyText"/>
-      </w:pPr>
-      <w:r>
-        <w:t xml:space="preserve">Close the cap</w:t>
-      </w:r>
-    </w:p>
-    <w:bookmarkEnd w:id="44"/>
     <w:sectPr>
       <w:footnotePr>
         <w:numRestart w:val="eachSect"/>

--- a/keynote_scripts/Med_Feeding_Tube_.docx
+++ b/keynote_scripts/Med_Feeding_Tube_.docx
@@ -100,7 +100,7 @@
         <w:pStyle w:val="BodyText"/>
       </w:pPr>
       <w:r>
-        <w:t xml:space="preserve">A gastrostomy tube is placed through the skin into the stomach</w:t>
+        <w:t xml:space="preserve">A gastrostomy tube is placed through the abdominal wall into the stomach</w:t>
       </w:r>
     </w:p>
     <w:p>
@@ -108,7 +108,7 @@
         <w:pStyle w:val="BodyText"/>
       </w:pPr>
       <w:r>
-        <w:t xml:space="preserve">A jejunostomy tube is placed through the skin into the small intestine</w:t>
+        <w:t xml:space="preserve">A jejunostomy tube is placed through the abdominal wall into the small intestine</w:t>
       </w:r>
     </w:p>
     <w:p>
@@ -134,7 +134,7 @@
         <w:pStyle w:val="FirstParagraph"/>
       </w:pPr>
       <w:r>
-        <w:t xml:space="preserve">Most tubes have a special spiral fitting at the end. Administration of medicines requires a syringe with the same spiral fitting called an EnFit fitting.</w:t>
+        <w:t xml:space="preserve">Administration of medicines requires a EnFit syringe with a special spiral fitting at the end</w:t>
       </w:r>
     </w:p>
     <w:bookmarkEnd w:id="12"/>
@@ -152,7 +152,7 @@
         <w:pStyle w:val="FirstParagraph"/>
       </w:pPr>
       <w:r>
-        <w:t xml:space="preserve">Medicines in a syringe can be flushed into the jejunostomy tube slowly.</w:t>
+        <w:t xml:space="preserve">Medicines in a syringe can be flushed into the feeding tube tube slowly.</w:t>
       </w:r>
     </w:p>
     <w:p>
@@ -293,7 +293,7 @@
         <w:pStyle w:val="BodyText"/>
       </w:pPr>
       <w:r>
-        <w:t xml:space="preserve">The same with liquid-filled capsules and soft-gel capsules.</w:t>
+        <w:t xml:space="preserve">The same is true with liquid-filled capsules and soft-gel capsules.</w:t>
       </w:r>
     </w:p>
     <w:p>
@@ -337,7 +337,7 @@
         <w:pStyle w:val="FirstParagraph"/>
       </w:pPr>
       <w:r>
-        <w:t xml:space="preserve">You place a pill inside the chamber of a pill crusher</w:t>
+        <w:t xml:space="preserve">A pill is placed inside the chamber of a pill crusher</w:t>
       </w:r>
     </w:p>
     <w:bookmarkEnd w:id="20"/>
@@ -355,7 +355,7 @@
         <w:pStyle w:val="FirstParagraph"/>
       </w:pPr>
       <w:r>
-        <w:t xml:space="preserve">Screw the cap on and twist the cap back and forth to crush the tablet inside the chamber</w:t>
+        <w:t xml:space="preserve">The cap is screwed on and twisted back and forth to crush the tablet inside the chamber</w:t>
       </w:r>
     </w:p>
     <w:bookmarkEnd w:id="21"/>
@@ -373,7 +373,7 @@
         <w:pStyle w:val="FirstParagraph"/>
       </w:pPr>
       <w:r>
-        <w:t xml:space="preserve">You now have a fine powder</w:t>
+        <w:t xml:space="preserve">The pill has been crushed into a fine powder</w:t>
       </w:r>
     </w:p>
     <w:bookmarkEnd w:id="22"/>
@@ -391,7 +391,7 @@
         <w:pStyle w:val="FirstParagraph"/>
       </w:pPr>
       <w:r>
-        <w:t xml:space="preserve">…and you can dissolve the power in water, typically 60mL</w:t>
+        <w:t xml:space="preserve">…which can be dissolved in water, typically 60mL</w:t>
       </w:r>
     </w:p>
     <w:bookmarkEnd w:id="23"/>
@@ -481,7 +481,7 @@
         <w:pStyle w:val="FirstParagraph"/>
       </w:pPr>
       <w:r>
-        <w:t xml:space="preserve">It’s important to administer the medicines separately, and not mix them together</w:t>
+        <w:t xml:space="preserve">It’s important to administer the medicines separately, and not to mix them together</w:t>
       </w:r>
     </w:p>
     <w:bookmarkEnd w:id="28"/>
